--- a/PP-salygos/templates/sutartys/SR_LT_BS.docx
+++ b/PP-salygos/templates/sutartys/SR_LT_BS.docx
@@ -36781,13 +36781,13 @@
         <w:t>be raštiško Užsakovo sutikimo.</w:t>
       </w:r>
       <w:r>
-        <w:t xml:space="preserve"> Jei Rangovas nesilaiko šio reikalavimo, Užsakovas ir teises bei pareigas perėmęs tre</w:t>
-      </w:r>
-      <w:r>
-        <w:t>čia</w:t>
-      </w:r>
-      <w:r>
-        <w:t xml:space="preserve">sis asmuo prieš Užsakovą atsako solidariai. </w:t>
+        <w:t xml:space="preserve"> Jei Rangovas nesilaiko šio reikalavimo, Rangovas ir teises bei pareigas perėmęs trečiasis asmuo</w:t>
+      </w:r>
+      <w:r>
+        <w:t xml:space="preserve"/>
+      </w:r>
+      <w:r>
+        <w:t xml:space="preserve"> prieš Užsakovą atsako solidariai. </w:t>
       </w:r>
     </w:p>
     <w:p>
